--- a/submission/CodexForge/Submission_Overview.docx
+++ b/submission/CodexForge/Submission_Overview.docx
@@ -19,13 +19,13 @@
           <w:color w:val="000000"/>
           <w:sz w:val="20"/>
         </w:rPr>
-        <w:t>Hackathon submission 10 October 2026</w:t>
+        <w:t>Team CodexForge    Contributors Naveen Bijalwan and Pooja Bijalwan</w:t>
       </w:r>
     </w:p>
     <w:p>
       <w:pPr/>
       <w:r>
-        <w:t>CodexForge submits SimForge AI, a working prototype for creating safe enterprise incident exercises and observing what learners do with the evidence. An Admin / Trainer reviews and publishes a structured draft; a Learner receives it, investigates linked synthetic records, chooses a response and reviews the outcome. The four minute recording follows one FactoryPulse machine failure exercise through both roles.</w:t>
+        <w:t>CodexForge submits SimForge AI, a working prototype for creating safe enterprise incident exercises and observing what learners do with the evidence. An Admin / Trainer reviews and publishes a structured draft; a Learner receives it, investigates linked synthetic records, chooses a response and reviews the outcome. The four minute recording starts the application and follows one FactoryPulse machine failure exercise through both roles.</w:t>
       </w:r>
     </w:p>
     <w:p>
@@ -231,7 +231,7 @@
                 <w:color w:val="000000"/>
                 <w:sz w:val="18"/>
               </w:rPr>
-              <w:t>A SimForge customer pilot or interview result has not been verified for this submission. The recording states that limit and presents a measurable validation plan rather than claiming measured business improvement.</w:t>
+              <w:t>The original idea submission documents a client need for safe practice without live systems or sensitive records. No named interview or pilot metrics are supplied; the recording states this limit and proposes a measured pilot.</w:t>
             </w:r>
           </w:p>
         </w:tc>
@@ -284,7 +284,7 @@
                 <w:color w:val="000000"/>
                 <w:sz w:val="18"/>
               </w:rPr>
-              <w:t>The recording shows a checked draft, Admin publication, learner notification, synthetic records, evidence, diagnosis, a maintenance decision, debrief and post check. The report separates before and after knowledge from the 100 point practice score. FastAPI, React and SQLite run the local prototype.</w:t>
+              <w:t>The recording starts the app with start.cmd, then shows a checked draft, Admin publication, learner notification, synthetic records, diagnosis, a maintenance decision, debrief and post check. The report separates knowledge change from the 100 point practice score. FastAPI, React and SQLite run the local prototype.</w:t>
             </w:r>
           </w:p>
         </w:tc>
@@ -506,14 +506,6 @@
         </w:tc>
       </w:tr>
     </w:tbl>
-    <w:p>
-      <w:pPr>
-        <w:spacing w:before="160"/>
-      </w:pPr>
-      <w:r>
-        <w:t>Source repository on main: https://github.com/naveen-bijalwan-nagarro/SimForge-AI. The accompanying TECHNICAL_REFERENCE.txt records the prepared commit and Windows setup commands.</w:t>
-      </w:r>
-    </w:p>
     <w:sectPr>
       <w:footerReference w:type="default" r:id="rId9"/>
       <w:pgSz w:w="12240" w:h="15840"/>

--- a/submission/CodexForge/Submission_Overview.docx
+++ b/submission/CodexForge/Submission_Overview.docx
@@ -7,7 +7,7 @@
         <w:pStyle w:val="Title"/>
       </w:pPr>
       <w:r>
-        <w:t>CodexForge SimForge AI Submission Overview</w:t>
+        <w:t>SimForge AI Hackathon Submission</w:t>
       </w:r>
     </w:p>
     <w:p>
@@ -16,16 +16,9 @@
       </w:pPr>
       <w:r>
         <w:rPr>
-          <w:color w:val="000000"/>
-          <w:sz w:val="20"/>
+          <w:color w:val="4B5666"/>
         </w:rPr>
-        <w:t>Team CodexForge    Contributors Naveen Bijalwan and Pooja Bijalwan</w:t>
-      </w:r>
-    </w:p>
-    <w:p>
-      <w:pPr/>
-      <w:r>
-        <w:t>CodexForge submits SimForge AI, a working prototype for creating safe enterprise incident exercises and observing what learners do with the evidence. An Admin / Trainer reviews and publishes a structured draft; a Learner receives it, investigates linked synthetic records, chooses a response and reviews the outcome. The four minute recording starts the application and follows one FactoryPulse machine failure exercise through both roles.</w:t>
+        <w:t>Team CodexForge  |  Contributors Naveen Bijalwan and Pooja Bijalwan</w:t>
       </w:r>
     </w:p>
     <w:p>
@@ -33,13 +26,12 @@
         <w:pStyle w:val="Heading1"/>
       </w:pPr>
       <w:r>
-        <w:t>Product flow</w:t>
+        <w:t>Demonstration goal</w:t>
       </w:r>
     </w:p>
     <w:p>
-      <w:pPr/>
       <w:r>
-        <w:t>Scenario Lab takes a learning mission and selected document excerpts. The signed in local Codex CLI is the primary authoring engine for a constrained JSON scenario definition. Python validates the draft, and an Admin / Trainer must approve publication before learners are notified. Learner runs then use a deterministic CPU simulation without model inference. The same scenario can generate linked records with a repeatable seed.</w:t>
+        <w:t>Show one complete FactoryPulse exercise: open with a 12-second map of the need and product, start the application, load a short synthetic plant brief, generate and review a Codex scenario draft, publish it, then follow one learner from a starting knowledge check through investigation, response and an objective learning report.</w:t>
       </w:r>
     </w:p>
     <w:p>
@@ -47,42 +39,176 @@
         <w:pStyle w:val="Heading1"/>
       </w:pPr>
       <w:r>
-        <w:t>Evidence against the judging criteria</w:t>
+        <w:t>Customer need and measurable impact</w:t>
+      </w:r>
+    </w:p>
+    <w:p>
+      <w:r>
+        <w:t>The original idea submission describes a client need for staff to explore digital tools and practise decisions without touching live systems or sensitive records. No named interview or measured pilot result is supplied. A pilot can measure trainer preparation time per approved exercise, learner diagnosis accuracy and time, before-and-after knowledge change, and retention on an unseen case. Simulated delays and savings in the product are illustrative.</w:t>
+      </w:r>
+    </w:p>
+    <w:p>
+      <w:pPr>
+        <w:pStyle w:val="Heading1"/>
+      </w:pPr>
+      <w:r>
+        <w:t>What the application does</w:t>
+      </w:r>
+    </w:p>
+    <w:p>
+      <w:pPr/>
+      <w:r>
+        <w:rPr>
+          <w:b/>
+        </w:rPr>
+        <w:t xml:space="preserve">Admin creates: </w:t>
+      </w:r>
+      <w:r>
+        <w:t>Scenario Lab takes a learning goal and selected synthetic Word/PDF references. The local Codex CLI is the primary route to a constrained scenario definition; an API backup requires an explicit Admin choice.</w:t>
+      </w:r>
+    </w:p>
+    <w:p>
+      <w:pPr/>
+      <w:r>
+        <w:rPr>
+          <w:b/>
+        </w:rPr>
+        <w:t xml:space="preserve">Admin approves: </w:t>
+      </w:r>
+      <w:r>
+        <w:t>Python validates the draft. The Admin checks the learner mission, success criteria, source and security receipts before publishing and notifying learners.</w:t>
+      </w:r>
+    </w:p>
+    <w:p>
+      <w:pPr/>
+      <w:r>
+        <w:rPr>
+          <w:b/>
+        </w:rPr>
+        <w:t xml:space="preserve">Learner practises: </w:t>
+      </w:r>
+      <w:r>
+        <w:t>The learner answers a three-question starting check, works with linked synthetic records, diagnoses a hidden fault, commits an investigation and response, and completes a deterministic CPU simulation.</w:t>
+      </w:r>
+    </w:p>
+    <w:p>
+      <w:pPr/>
+      <w:r>
+        <w:rPr>
+          <w:b/>
+        </w:rPr>
+        <w:t xml:space="preserve">Results explain: </w:t>
+      </w:r>
+      <w:r>
+        <w:t>The debrief compares the run with the same workload without intervention. A post-check and 100-point practice report keep knowledge change separate from simulated operational outcomes.</w:t>
+      </w:r>
+    </w:p>
+    <w:p>
+      <w:pPr>
+        <w:pStyle w:val="Heading1"/>
+      </w:pPr>
+      <w:r>
+        <w:t>Four minute screen route</w:t>
       </w:r>
     </w:p>
     <w:tbl>
       <w:tblPr>
         <w:tblW w:type="auto" w:w="0"/>
-        <w:jc w:val="center"/>
         <w:tblLayout w:type="fixed"/>
         <w:tblLook w:firstColumn="1" w:firstRow="1" w:lastColumn="0" w:lastRow="0" w:noHBand="0" w:noVBand="1" w:val="04A0"/>
-        <w:tblBorders>
-          <w:top w:val="single" w:sz="5" w:color="D9D9D9"/>
-          <w:left w:val="single" w:sz="5" w:color="D9D9D9"/>
-          <w:bottom w:val="single" w:sz="5" w:color="D9D9D9"/>
-          <w:right w:val="single" w:sz="5" w:color="D9D9D9"/>
-          <w:insideH w:val="single" w:sz="5" w:color="D9D9D9"/>
-          <w:insideV w:val="single" w:sz="5" w:color="D9D9D9"/>
-        </w:tblBorders>
       </w:tblPr>
       <w:tblGrid>
-        <w:gridCol w:w="2160"/>
-        <w:gridCol w:w="7488"/>
+        <w:gridCol w:w="1483"/>
+        <w:gridCol w:w="8179"/>
       </w:tblGrid>
       <w:tr>
         <w:trPr>
-          <w:tblHeader/>
+          <w:cantSplit/>
         </w:trPr>
         <w:tc>
           <w:tcPr>
-            <w:tcW w:type="dxa" w:w="2160"/>
+            <w:tcW w:type="dxa" w:w="1483"/>
             <w:vAlign w:val="center"/>
-            <w:shd w:fill="213A5B"/>
+            <w:tcBorders>
+              <w:top w:val="single" w:sz="5" w:color="D9D9D9"/>
+              <w:left w:val="single" w:sz="5" w:color="D9D9D9"/>
+              <w:bottom w:val="single" w:sz="5" w:color="D9D9D9"/>
+              <w:right w:val="single" w:sz="5" w:color="D9D9D9"/>
+            </w:tcBorders>
             <w:tcMar>
-              <w:top w:w="120" w:type="dxa"/>
-              <w:start w:w="125" w:type="dxa"/>
-              <w:bottom w:w="120" w:type="dxa"/>
-              <w:end w:w="125" w:type="dxa"/>
+              <w:top w:w="85" w:type="dxa"/>
+              <w:bottom w:w="85" w:type="dxa"/>
+              <w:left w:w="115" w:type="dxa"/>
+              <w:right w:w="115" w:type="dxa"/>
+            </w:tcMar>
+            <w:shd w:fill="1F3550"/>
+          </w:tcPr>
+          <w:p>
+            <w:pPr>
+              <w:spacing w:after="0"/>
+            </w:pPr>
+            <w:r>
+              <w:rPr>
+                <w:b/>
+                <w:color w:val="FFFFFF"/>
+                <w:sz w:val="17"/>
+              </w:rPr>
+              <w:t>Time</w:t>
+            </w:r>
+          </w:p>
+        </w:tc>
+        <w:tc>
+          <w:tcPr>
+            <w:tcW w:type="dxa" w:w="8179"/>
+            <w:vAlign w:val="center"/>
+            <w:tcBorders>
+              <w:top w:val="single" w:sz="5" w:color="D9D9D9"/>
+              <w:left w:val="single" w:sz="5" w:color="D9D9D9"/>
+              <w:bottom w:val="single" w:sz="5" w:color="D9D9D9"/>
+              <w:right w:val="single" w:sz="5" w:color="D9D9D9"/>
+            </w:tcBorders>
+            <w:tcMar>
+              <w:top w:w="85" w:type="dxa"/>
+              <w:bottom w:w="85" w:type="dxa"/>
+              <w:left w:w="115" w:type="dxa"/>
+              <w:right w:w="115" w:type="dxa"/>
+            </w:tcMar>
+            <w:shd w:fill="1F3550"/>
+          </w:tcPr>
+          <w:p>
+            <w:pPr>
+              <w:spacing w:after="0"/>
+            </w:pPr>
+            <w:r>
+              <w:rPr>
+                <w:b/>
+                <w:color w:val="FFFFFF"/>
+                <w:sz w:val="17"/>
+              </w:rPr>
+              <w:t>Evidence on screen</w:t>
+            </w:r>
+          </w:p>
+        </w:tc>
+      </w:tr>
+      <w:tr>
+        <w:trPr>
+          <w:cantSplit/>
+        </w:trPr>
+        <w:tc>
+          <w:tcPr>
+            <w:tcW w:type="dxa" w:w="1483"/>
+            <w:vAlign w:val="center"/>
+            <w:tcBorders>
+              <w:top w:val="single" w:sz="5" w:color="D9D9D9"/>
+              <w:left w:val="single" w:sz="5" w:color="D9D9D9"/>
+              <w:bottom w:val="single" w:sz="5" w:color="D9D9D9"/>
+              <w:right w:val="single" w:sz="5" w:color="D9D9D9"/>
+            </w:tcBorders>
+            <w:tcMar>
+              <w:top w:w="85" w:type="dxa"/>
+              <w:bottom w:w="85" w:type="dxa"/>
+              <w:left w:w="115" w:type="dxa"/>
+              <w:right w:w="115" w:type="dxa"/>
             </w:tcMar>
           </w:tcPr>
           <w:p>
@@ -91,25 +217,27 @@
             </w:pPr>
             <w:r>
               <w:rPr>
-                <w:rFonts w:ascii="Aptos" w:hAnsi="Aptos"/>
-                <w:b/>
-                <w:color w:val="FFFFFF"/>
-                <w:sz w:val="19"/>
+                <w:sz w:val="17"/>
               </w:rPr>
-              <w:t>Judging area</w:t>
+              <w:t>0:00-0:25</w:t>
             </w:r>
           </w:p>
         </w:tc>
         <w:tc>
           <w:tcPr>
-            <w:tcW w:type="dxa" w:w="7488"/>
+            <w:tcW w:type="dxa" w:w="8179"/>
             <w:vAlign w:val="center"/>
-            <w:shd w:fill="213A5B"/>
+            <w:tcBorders>
+              <w:top w:val="single" w:sz="5" w:color="D9D9D9"/>
+              <w:left w:val="single" w:sz="5" w:color="D9D9D9"/>
+              <w:bottom w:val="single" w:sz="5" w:color="D9D9D9"/>
+              <w:right w:val="single" w:sz="5" w:color="D9D9D9"/>
+            </w:tcBorders>
             <w:tcMar>
-              <w:top w:w="120" w:type="dxa"/>
-              <w:start w:w="125" w:type="dxa"/>
-              <w:bottom w:w="120" w:type="dxa"/>
-              <w:end w:w="125" w:type="dxa"/>
+              <w:top w:w="85" w:type="dxa"/>
+              <w:bottom w:w="85" w:type="dxa"/>
+              <w:left w:w="115" w:type="dxa"/>
+              <w:right w:w="115" w:type="dxa"/>
             </w:tcMar>
           </w:tcPr>
           <w:p>
@@ -118,429 +246,529 @@
             </w:pPr>
             <w:r>
               <w:rPr>
-                <w:rFonts w:ascii="Aptos" w:hAnsi="Aptos"/>
-                <w:b/>
-                <w:color w:val="FFFFFF"/>
-                <w:sz w:val="19"/>
+                <w:sz w:val="17"/>
               </w:rPr>
-              <w:t>What the solution shows and what remains to prove</w:t>
+              <w:t>Show Opening_Slide.png for 12 seconds, then start with .\start.cmd and show the loaded localhost Overview.</w:t>
             </w:r>
           </w:p>
         </w:tc>
       </w:tr>
       <w:tr>
+        <w:trPr>
+          <w:cantSplit/>
+        </w:trPr>
         <w:tc>
           <w:tcPr>
-            <w:tcW w:type="dxa" w:w="2160"/>
+            <w:tcW w:type="dxa" w:w="1483"/>
+            <w:shd w:fill="F2F5F9"/>
             <w:vAlign w:val="center"/>
+            <w:tcBorders>
+              <w:top w:val="single" w:sz="5" w:color="D9D9D9"/>
+              <w:left w:val="single" w:sz="5" w:color="D9D9D9"/>
+              <w:bottom w:val="single" w:sz="5" w:color="D9D9D9"/>
+              <w:right w:val="single" w:sz="5" w:color="D9D9D9"/>
+            </w:tcBorders>
             <w:tcMar>
-              <w:top w:w="105" w:type="dxa"/>
-              <w:start w:w="125" w:type="dxa"/>
-              <w:bottom w:w="105" w:type="dxa"/>
-              <w:end w:w="125" w:type="dxa"/>
+              <w:top w:w="85" w:type="dxa"/>
+              <w:bottom w:w="85" w:type="dxa"/>
+              <w:left w:w="115" w:type="dxa"/>
+              <w:right w:w="115" w:type="dxa"/>
             </w:tcMar>
           </w:tcPr>
           <w:p>
             <w:pPr>
-              <w:spacing w:after="0" w:line="264" w:lineRule="auto"/>
+              <w:spacing w:after="0"/>
             </w:pPr>
             <w:r>
               <w:rPr>
-                <w:rFonts w:ascii="Aptos" w:hAnsi="Aptos"/>
-                <w:b/>
-                <w:color w:val="000000"/>
-                <w:sz w:val="18"/>
+                <w:sz w:val="17"/>
               </w:rPr>
-              <w:t>Problem and impact</w:t>
+              <w:t>0:25-0:36</w:t>
             </w:r>
           </w:p>
         </w:tc>
         <w:tc>
           <w:tcPr>
-            <w:tcW w:type="dxa" w:w="7488"/>
+            <w:tcW w:type="dxa" w:w="8179"/>
+            <w:shd w:fill="F2F5F9"/>
             <w:vAlign w:val="center"/>
+            <w:tcBorders>
+              <w:top w:val="single" w:sz="5" w:color="D9D9D9"/>
+              <w:left w:val="single" w:sz="5" w:color="D9D9D9"/>
+              <w:bottom w:val="single" w:sz="5" w:color="D9D9D9"/>
+              <w:right w:val="single" w:sz="5" w:color="D9D9D9"/>
+            </w:tcBorders>
             <w:tcMar>
-              <w:top w:w="105" w:type="dxa"/>
-              <w:start w:w="125" w:type="dxa"/>
-              <w:bottom w:w="105" w:type="dxa"/>
-              <w:end w:w="125" w:type="dxa"/>
+              <w:top w:w="85" w:type="dxa"/>
+              <w:bottom w:w="85" w:type="dxa"/>
+              <w:left w:w="115" w:type="dxa"/>
+              <w:right w:w="115" w:type="dxa"/>
             </w:tcMar>
           </w:tcPr>
           <w:p>
             <w:pPr>
-              <w:spacing w:after="0" w:line="264" w:lineRule="auto"/>
+              <w:spacing w:after="0"/>
             </w:pPr>
             <w:r>
               <w:rPr>
-                <w:rFonts w:ascii="Aptos" w:hAnsi="Aptos"/>
-                <w:color w:val="000000"/>
-                <w:sz w:val="18"/>
+                <w:sz w:val="17"/>
               </w:rPr>
-              <w:t>Staff need a place to rehearse decisions across connected systems without changing production or using live customer records. The proposed pilot will measure trainer preparation minutes, learner diagnosis time, knowledge change and later retention. Simulated savings are illustrative.</w:t>
+              <w:t>State the documented client need and planned pilot measures; no measured pilot yet.</w:t>
             </w:r>
           </w:p>
         </w:tc>
       </w:tr>
       <w:tr>
+        <w:trPr>
+          <w:cantSplit/>
+        </w:trPr>
         <w:tc>
           <w:tcPr>
-            <w:tcW w:type="dxa" w:w="2160"/>
+            <w:tcW w:type="dxa" w:w="1483"/>
             <w:vAlign w:val="center"/>
+            <w:tcBorders>
+              <w:top w:val="single" w:sz="5" w:color="D9D9D9"/>
+              <w:left w:val="single" w:sz="5" w:color="D9D9D9"/>
+              <w:bottom w:val="single" w:sz="5" w:color="D9D9D9"/>
+              <w:right w:val="single" w:sz="5" w:color="D9D9D9"/>
+            </w:tcBorders>
             <w:tcMar>
-              <w:top w:w="105" w:type="dxa"/>
-              <w:start w:w="125" w:type="dxa"/>
-              <w:bottom w:w="105" w:type="dxa"/>
-              <w:end w:w="125" w:type="dxa"/>
+              <w:top w:w="85" w:type="dxa"/>
+              <w:bottom w:w="85" w:type="dxa"/>
+              <w:left w:w="115" w:type="dxa"/>
+              <w:right w:w="115" w:type="dxa"/>
             </w:tcMar>
-            <w:shd w:fill="F3F6FA"/>
           </w:tcPr>
           <w:p>
             <w:pPr>
-              <w:spacing w:after="0" w:line="264" w:lineRule="auto"/>
+              <w:spacing w:after="0"/>
             </w:pPr>
             <w:r>
               <w:rPr>
-                <w:rFonts w:ascii="Aptos" w:hAnsi="Aptos"/>
-                <w:b/>
-                <w:color w:val="000000"/>
-                <w:sz w:val="18"/>
+                <w:sz w:val="17"/>
               </w:rPr>
-              <w:t>User validation</w:t>
+              <w:t>0:36-1:18</w:t>
             </w:r>
           </w:p>
         </w:tc>
         <w:tc>
           <w:tcPr>
-            <w:tcW w:type="dxa" w:w="7488"/>
+            <w:tcW w:type="dxa" w:w="8179"/>
             <w:vAlign w:val="center"/>
+            <w:tcBorders>
+              <w:top w:val="single" w:sz="5" w:color="D9D9D9"/>
+              <w:left w:val="single" w:sz="5" w:color="D9D9D9"/>
+              <w:bottom w:val="single" w:sz="5" w:color="D9D9D9"/>
+              <w:right w:val="single" w:sz="5" w:color="D9D9D9"/>
+            </w:tcBorders>
             <w:tcMar>
-              <w:top w:w="105" w:type="dxa"/>
-              <w:start w:w="125" w:type="dxa"/>
-              <w:bottom w:w="105" w:type="dxa"/>
-              <w:end w:w="125" w:type="dxa"/>
+              <w:top w:w="85" w:type="dxa"/>
+              <w:bottom w:w="85" w:type="dxa"/>
+              <w:left w:w="115" w:type="dxa"/>
+              <w:right w:w="115" w:type="dxa"/>
             </w:tcMar>
-            <w:shd w:fill="F3F6FA"/>
           </w:tcPr>
           <w:p>
             <w:pPr>
-              <w:spacing w:after="0" w:line="264" w:lineRule="auto"/>
+              <w:spacing w:after="0"/>
             </w:pPr>
             <w:r>
               <w:rPr>
-                <w:rFonts w:ascii="Aptos" w:hAnsi="Aptos"/>
-                <w:color w:val="000000"/>
-                <w:sz w:val="18"/>
+                <w:sz w:val="17"/>
               </w:rPr>
-              <w:t>The original idea submission documents a client need for safe practice without live systems or sensitive records. No named interview or pilot metrics are supplied; the recording states this limit and proposes a measured pilot.</w:t>
+              <w:t>Admin loads FactoryPulse, screens references, starts Codex, checks the returned draft and publishes.</w:t>
             </w:r>
           </w:p>
         </w:tc>
       </w:tr>
       <w:tr>
+        <w:trPr>
+          <w:cantSplit/>
+        </w:trPr>
         <w:tc>
           <w:tcPr>
-            <w:tcW w:type="dxa" w:w="2160"/>
+            <w:tcW w:type="dxa" w:w="1483"/>
+            <w:shd w:fill="F2F5F9"/>
             <w:vAlign w:val="center"/>
+            <w:tcBorders>
+              <w:top w:val="single" w:sz="5" w:color="D9D9D9"/>
+              <w:left w:val="single" w:sz="5" w:color="D9D9D9"/>
+              <w:bottom w:val="single" w:sz="5" w:color="D9D9D9"/>
+              <w:right w:val="single" w:sz="5" w:color="D9D9D9"/>
+            </w:tcBorders>
             <w:tcMar>
-              <w:top w:w="105" w:type="dxa"/>
-              <w:start w:w="125" w:type="dxa"/>
-              <w:bottom w:w="105" w:type="dxa"/>
-              <w:end w:w="125" w:type="dxa"/>
+              <w:top w:w="85" w:type="dxa"/>
+              <w:bottom w:w="85" w:type="dxa"/>
+              <w:left w:w="115" w:type="dxa"/>
+              <w:right w:w="115" w:type="dxa"/>
             </w:tcMar>
           </w:tcPr>
           <w:p>
             <w:pPr>
-              <w:spacing w:after="0" w:line="264" w:lineRule="auto"/>
+              <w:spacing w:after="0"/>
             </w:pPr>
             <w:r>
               <w:rPr>
-                <w:rFonts w:ascii="Aptos" w:hAnsi="Aptos"/>
-                <w:b/>
-                <w:color w:val="000000"/>
-                <w:sz w:val="18"/>
+                <w:sz w:val="17"/>
               </w:rPr>
-              <w:t>Technical execution</w:t>
+              <w:t>1:18-2:01</w:t>
             </w:r>
           </w:p>
         </w:tc>
         <w:tc>
           <w:tcPr>
-            <w:tcW w:type="dxa" w:w="7488"/>
+            <w:tcW w:type="dxa" w:w="8179"/>
+            <w:shd w:fill="F2F5F9"/>
             <w:vAlign w:val="center"/>
+            <w:tcBorders>
+              <w:top w:val="single" w:sz="5" w:color="D9D9D9"/>
+              <w:left w:val="single" w:sz="5" w:color="D9D9D9"/>
+              <w:bottom w:val="single" w:sz="5" w:color="D9D9D9"/>
+              <w:right w:val="single" w:sz="5" w:color="D9D9D9"/>
+            </w:tcBorders>
             <w:tcMar>
-              <w:top w:w="105" w:type="dxa"/>
-              <w:start w:w="125" w:type="dxa"/>
-              <w:bottom w:w="105" w:type="dxa"/>
-              <w:end w:w="125" w:type="dxa"/>
+              <w:top w:w="85" w:type="dxa"/>
+              <w:bottom w:w="85" w:type="dxa"/>
+              <w:left w:w="115" w:type="dxa"/>
+              <w:right w:w="115" w:type="dxa"/>
             </w:tcMar>
           </w:tcPr>
           <w:p>
             <w:pPr>
-              <w:spacing w:after="0" w:line="264" w:lineRule="auto"/>
+              <w:spacing w:after="0"/>
             </w:pPr>
             <w:r>
               <w:rPr>
-                <w:rFonts w:ascii="Aptos" w:hAnsi="Aptos"/>
-                <w:color w:val="000000"/>
-                <w:sz w:val="18"/>
+                <w:sz w:val="17"/>
               </w:rPr>
-              <w:t>The recording starts the app with start.cmd, then shows a checked draft, Admin publication, learner notification, synthetic records, diagnosis, a maintenance decision, debrief and post check. The report separates knowledge change from the 100 point practice score. FastAPI, React and SQLite run the local prototype.</w:t>
+              <w:t>Learner opens the notification, prepares records and completes the starting knowledge check.</w:t>
             </w:r>
           </w:p>
         </w:tc>
       </w:tr>
       <w:tr>
+        <w:trPr>
+          <w:cantSplit/>
+        </w:trPr>
         <w:tc>
           <w:tcPr>
-            <w:tcW w:type="dxa" w:w="2160"/>
+            <w:tcW w:type="dxa" w:w="1483"/>
             <w:vAlign w:val="center"/>
+            <w:tcBorders>
+              <w:top w:val="single" w:sz="5" w:color="D9D9D9"/>
+              <w:left w:val="single" w:sz="5" w:color="D9D9D9"/>
+              <w:bottom w:val="single" w:sz="5" w:color="D9D9D9"/>
+              <w:right w:val="single" w:sz="5" w:color="D9D9D9"/>
+            </w:tcBorders>
             <w:tcMar>
-              <w:top w:w="105" w:type="dxa"/>
-              <w:start w:w="125" w:type="dxa"/>
-              <w:bottom w:w="105" w:type="dxa"/>
-              <w:end w:w="125" w:type="dxa"/>
+              <w:top w:w="85" w:type="dxa"/>
+              <w:bottom w:w="85" w:type="dxa"/>
+              <w:left w:w="115" w:type="dxa"/>
+              <w:right w:w="115" w:type="dxa"/>
             </w:tcMar>
-            <w:shd w:fill="F3F6FA"/>
           </w:tcPr>
           <w:p>
             <w:pPr>
-              <w:spacing w:after="0" w:line="264" w:lineRule="auto"/>
+              <w:spacing w:after="0"/>
             </w:pPr>
             <w:r>
               <w:rPr>
-                <w:rFonts w:ascii="Aptos" w:hAnsi="Aptos"/>
-                <w:b/>
-                <w:color w:val="000000"/>
-                <w:sz w:val="18"/>
+                <w:sz w:val="17"/>
               </w:rPr>
-              <w:t>Production readiness</w:t>
+              <w:t>2:01-2:48</w:t>
             </w:r>
           </w:p>
         </w:tc>
         <w:tc>
           <w:tcPr>
-            <w:tcW w:type="dxa" w:w="7488"/>
+            <w:tcW w:type="dxa" w:w="8179"/>
             <w:vAlign w:val="center"/>
+            <w:tcBorders>
+              <w:top w:val="single" w:sz="5" w:color="D9D9D9"/>
+              <w:left w:val="single" w:sz="5" w:color="D9D9D9"/>
+              <w:bottom w:val="single" w:sz="5" w:color="D9D9D9"/>
+              <w:right w:val="single" w:sz="5" w:color="D9D9D9"/>
+            </w:tcBorders>
             <w:tcMar>
-              <w:top w:w="105" w:type="dxa"/>
-              <w:start w:w="125" w:type="dxa"/>
-              <w:bottom w:w="105" w:type="dxa"/>
-              <w:end w:w="125" w:type="dxa"/>
+              <w:top w:w="85" w:type="dxa"/>
+              <w:bottom w:w="85" w:type="dxa"/>
+              <w:left w:w="115" w:type="dxa"/>
+              <w:right w:w="115" w:type="dxa"/>
             </w:tcMar>
-            <w:shd w:fill="F3F6FA"/>
           </w:tcPr>
           <w:p>
             <w:pPr>
-              <w:spacing w:after="0" w:line="264" w:lineRule="auto"/>
+              <w:spacing w:after="0"/>
             </w:pPr>
             <w:r>
               <w:rPr>
-                <w:rFonts w:ascii="Aptos" w:hAnsi="Aptos"/>
-                <w:color w:val="000000"/>
-                <w:sz w:val="18"/>
+                <w:sz w:val="17"/>
               </w:rPr>
-              <w:t>The single host pilot has role and ownership checks, versioned records, audit evidence and reproducible simulations. Enterprise identity, retention, monitoring, backup and restore validation, load testing and domain validation remain rollout work.</w:t>
+              <w:t>Play, inspect evidence, commit investigation, submit diagnosis, then repair in the same run.</w:t>
             </w:r>
           </w:p>
         </w:tc>
       </w:tr>
       <w:tr>
+        <w:trPr>
+          <w:cantSplit/>
+        </w:trPr>
         <w:tc>
           <w:tcPr>
-            <w:tcW w:type="dxa" w:w="2160"/>
+            <w:tcW w:type="dxa" w:w="1483"/>
+            <w:shd w:fill="F2F5F9"/>
             <w:vAlign w:val="center"/>
+            <w:tcBorders>
+              <w:top w:val="single" w:sz="5" w:color="D9D9D9"/>
+              <w:left w:val="single" w:sz="5" w:color="D9D9D9"/>
+              <w:bottom w:val="single" w:sz="5" w:color="D9D9D9"/>
+              <w:right w:val="single" w:sz="5" w:color="D9D9D9"/>
+            </w:tcBorders>
             <w:tcMar>
-              <w:top w:w="105" w:type="dxa"/>
-              <w:start w:w="125" w:type="dxa"/>
-              <w:bottom w:w="105" w:type="dxa"/>
-              <w:end w:w="125" w:type="dxa"/>
+              <w:top w:w="85" w:type="dxa"/>
+              <w:bottom w:w="85" w:type="dxa"/>
+              <w:left w:w="115" w:type="dxa"/>
+              <w:right w:w="115" w:type="dxa"/>
             </w:tcMar>
           </w:tcPr>
           <w:p>
             <w:pPr>
-              <w:spacing w:after="0" w:line="264" w:lineRule="auto"/>
+              <w:spacing w:after="0"/>
             </w:pPr>
             <w:r>
               <w:rPr>
-                <w:rFonts w:ascii="Aptos" w:hAnsi="Aptos"/>
-                <w:b/>
-                <w:color w:val="000000"/>
-                <w:sz w:val="18"/>
+                <w:sz w:val="17"/>
               </w:rPr>
-              <w:t>Codex leverage</w:t>
+              <w:t>2:48-3:22</w:t>
             </w:r>
           </w:p>
         </w:tc>
         <w:tc>
           <w:tcPr>
-            <w:tcW w:type="dxa" w:w="7488"/>
+            <w:tcW w:type="dxa" w:w="8179"/>
+            <w:shd w:fill="F2F5F9"/>
             <w:vAlign w:val="center"/>
+            <w:tcBorders>
+              <w:top w:val="single" w:sz="5" w:color="D9D9D9"/>
+              <w:left w:val="single" w:sz="5" w:color="D9D9D9"/>
+              <w:bottom w:val="single" w:sz="5" w:color="D9D9D9"/>
+              <w:right w:val="single" w:sz="5" w:color="D9D9D9"/>
+            </w:tcBorders>
             <w:tcMar>
-              <w:top w:w="105" w:type="dxa"/>
-              <w:start w:w="125" w:type="dxa"/>
-              <w:bottom w:w="105" w:type="dxa"/>
-              <w:end w:w="125" w:type="dxa"/>
+              <w:top w:w="85" w:type="dxa"/>
+              <w:bottom w:w="85" w:type="dxa"/>
+              <w:left w:w="115" w:type="dxa"/>
+              <w:right w:w="115" w:type="dxa"/>
             </w:tcMar>
           </w:tcPr>
           <w:p>
             <w:pPr>
-              <w:spacing w:after="0" w:line="264" w:lineRule="auto"/>
+              <w:spacing w:after="0"/>
             </w:pPr>
             <w:r>
               <w:rPr>
-                <w:rFonts w:ascii="Aptos" w:hAnsi="Aptos"/>
-                <w:color w:val="000000"/>
-                <w:sz w:val="18"/>
+                <w:sz w:val="17"/>
               </w:rPr>
-              <w:t>Codex CLI is the primary path for turning a brief and selected excerpts into a structured workflow draft for human review. The app records the actual source. An OpenAI API backup is administrator selected and is never a silent retry or a claim of Codex activity.</w:t>
+              <w:t>Complete the run, answer the post-check and show the debrief and learning report.</w:t>
             </w:r>
           </w:p>
         </w:tc>
       </w:tr>
       <w:tr>
+        <w:trPr>
+          <w:cantSplit/>
+        </w:trPr>
         <w:tc>
           <w:tcPr>
-            <w:tcW w:type="dxa" w:w="2160"/>
+            <w:tcW w:type="dxa" w:w="1483"/>
             <w:vAlign w:val="center"/>
+            <w:tcBorders>
+              <w:top w:val="single" w:sz="5" w:color="D9D9D9"/>
+              <w:left w:val="single" w:sz="5" w:color="D9D9D9"/>
+              <w:bottom w:val="single" w:sz="5" w:color="D9D9D9"/>
+              <w:right w:val="single" w:sz="5" w:color="D9D9D9"/>
+            </w:tcBorders>
             <w:tcMar>
-              <w:top w:w="105" w:type="dxa"/>
-              <w:start w:w="125" w:type="dxa"/>
-              <w:bottom w:w="105" w:type="dxa"/>
-              <w:end w:w="125" w:type="dxa"/>
+              <w:top w:w="85" w:type="dxa"/>
+              <w:bottom w:w="85" w:type="dxa"/>
+              <w:left w:w="115" w:type="dxa"/>
+              <w:right w:w="115" w:type="dxa"/>
             </w:tcMar>
-            <w:shd w:fill="F3F6FA"/>
           </w:tcPr>
           <w:p>
             <w:pPr>
-              <w:spacing w:after="0" w:line="264" w:lineRule="auto"/>
+              <w:spacing w:after="0"/>
             </w:pPr>
             <w:r>
               <w:rPr>
-                <w:rFonts w:ascii="Aptos" w:hAnsi="Aptos"/>
-                <w:b/>
-                <w:color w:val="000000"/>
-                <w:sz w:val="18"/>
+                <w:sz w:val="17"/>
               </w:rPr>
-              <w:t>Responsible engineering</w:t>
+              <w:t>3:22-3:55</w:t>
             </w:r>
           </w:p>
         </w:tc>
         <w:tc>
           <w:tcPr>
-            <w:tcW w:type="dxa" w:w="7488"/>
+            <w:tcW w:type="dxa" w:w="8179"/>
             <w:vAlign w:val="center"/>
+            <w:tcBorders>
+              <w:top w:val="single" w:sz="5" w:color="D9D9D9"/>
+              <w:left w:val="single" w:sz="5" w:color="D9D9D9"/>
+              <w:bottom w:val="single" w:sz="5" w:color="D9D9D9"/>
+              <w:right w:val="single" w:sz="5" w:color="D9D9D9"/>
+            </w:tcBorders>
             <w:tcMar>
-              <w:top w:w="105" w:type="dxa"/>
-              <w:start w:w="125" w:type="dxa"/>
-              <w:bottom w:w="105" w:type="dxa"/>
-              <w:end w:w="125" w:type="dxa"/>
-            </w:tcMar>
-            <w:shd w:fill="F3F6FA"/>
-          </w:tcPr>
-          <w:p>
-            <w:pPr>
-              <w:spacing w:after="0" w:line="264" w:lineRule="auto"/>
-            </w:pPr>
-            <w:r>
-              <w:rPr>
-                <w:rFonts w:ascii="Aptos" w:hAnsi="Aptos"/>
-                <w:color w:val="000000"/>
-                <w:sz w:val="18"/>
-              </w:rPr>
-              <w:t>Training records are synthetic. Local screening reports recognized PII types and counts without logging matched values; detection is incomplete. Uploaded text is treated as reference data, generated code is not executed, and publication requires human approval.</w:t>
-            </w:r>
-          </w:p>
-        </w:tc>
-      </w:tr>
-      <w:tr>
-        <w:tc>
-          <w:tcPr>
-            <w:tcW w:type="dxa" w:w="2160"/>
-            <w:vAlign w:val="center"/>
-            <w:tcMar>
-              <w:top w:w="105" w:type="dxa"/>
-              <w:start w:w="125" w:type="dxa"/>
-              <w:bottom w:w="105" w:type="dxa"/>
-              <w:end w:w="125" w:type="dxa"/>
+              <w:top w:w="85" w:type="dxa"/>
+              <w:bottom w:w="85" w:type="dxa"/>
+              <w:left w:w="115" w:type="dxa"/>
+              <w:right w:w="115" w:type="dxa"/>
             </w:tcMar>
           </w:tcPr>
           <w:p>
             <w:pPr>
-              <w:spacing w:after="0" w:line="264" w:lineRule="auto"/>
+              <w:spacing w:after="0"/>
             </w:pPr>
             <w:r>
               <w:rPr>
-                <w:rFonts w:ascii="Aptos" w:hAnsi="Aptos"/>
-                <w:b/>
-                <w:color w:val="000000"/>
-                <w:sz w:val="18"/>
+                <w:sz w:val="17"/>
               </w:rPr>
-              <w:t>Reuse and scale</w:t>
-            </w:r>
-          </w:p>
-        </w:tc>
-        <w:tc>
-          <w:tcPr>
-            <w:tcW w:type="dxa" w:w="7488"/>
-            <w:vAlign w:val="center"/>
-            <w:tcMar>
-              <w:top w:w="105" w:type="dxa"/>
-              <w:start w:w="125" w:type="dxa"/>
-              <w:bottom w:w="105" w:type="dxa"/>
-              <w:end w:w="125" w:type="dxa"/>
-            </w:tcMar>
-          </w:tcPr>
-          <w:p>
-            <w:pPr>
-              <w:spacing w:after="0" w:line="264" w:lineRule="auto"/>
-            </w:pPr>
-            <w:r>
-              <w:rPr>
-                <w:rFonts w:ascii="Aptos" w:hAnsi="Aptos"/>
-                <w:color w:val="000000"/>
-                <w:sz w:val="18"/>
-              </w:rPr>
-              <w:t>The authoring and assessment pattern supports live workflow simulations, historical data cases and ML investigations. New approved scenarios can reuse the same publish, practice and review path; broader deployment still needs the controls above.</w:t>
+              <w:t>Admin observation, privacy evidence, readiness limits and reuse across approved scenarios.</w:t>
             </w:r>
           </w:p>
         </w:tc>
       </w:tr>
     </w:tbl>
+    <w:p>
+      <w:r>
+        <w:br w:type="page"/>
+      </w:r>
+    </w:p>
+    <w:p>
+      <w:pPr>
+        <w:pStyle w:val="Heading1"/>
+      </w:pPr>
+      <w:r>
+        <w:t>Evidence and practical limits</w:t>
+      </w:r>
+    </w:p>
+    <w:p>
+      <w:pPr/>
+      <w:r>
+        <w:rPr>
+          <w:b/>
+        </w:rPr>
+        <w:t xml:space="preserve">Problem and impact: </w:t>
+      </w:r>
+      <w:r>
+        <w:t>A safe rehearsal replaces exposure to live operational systems. The pilot measures preparation effort and learning outcomes; the current synthetic run is not evidence of customer savings.</w:t>
+      </w:r>
+    </w:p>
+    <w:p>
+      <w:pPr/>
+      <w:r>
+        <w:rPr>
+          <w:b/>
+        </w:rPr>
+        <w:t xml:space="preserve">User validation: </w:t>
+      </w:r>
+      <w:r>
+        <w:t>The client need is documented in the original idea submission. A named user interview, pilot benchmark and retention result remain to be collected.</w:t>
+      </w:r>
+    </w:p>
+    <w:p>
+      <w:pPr/>
+      <w:r>
+        <w:rPr>
+          <w:b/>
+        </w:rPr>
+        <w:t xml:space="preserve">Technical execution: </w:t>
+      </w:r>
+      <w:r>
+        <w:t>FastAPI, React and SQLite support a local two-role flow. Codex generates structured authoring data; Python validates and simulates it. No generated code or uploaded document is executed.</w:t>
+      </w:r>
+    </w:p>
+    <w:p>
+      <w:pPr/>
+      <w:r>
+        <w:rPr>
+          <w:b/>
+        </w:rPr>
+        <w:t xml:space="preserve">Codex leverage: </w:t>
+      </w:r>
+      <w:r>
+        <w:t>The Admin can show the actual draft source and generation status. Codex accelerates turning the brief and references into a reviewable workflow. Learner playback uses no model call.</w:t>
+      </w:r>
+    </w:p>
+    <w:p>
+      <w:pPr/>
+      <w:r>
+        <w:rPr>
+          <w:b/>
+        </w:rPr>
+        <w:t xml:space="preserve">Responsible engineering: </w:t>
+      </w:r>
+      <w:r>
+        <w:t>Synthetic records, API role and ownership checks, local text screening receipts, explicit publication and audit events support review. Pattern screening has gaps; a zero-match receipt is not a privacy guarantee.</w:t>
+      </w:r>
+    </w:p>
+    <w:p>
+      <w:pPr/>
+      <w:r>
+        <w:rPr>
+          <w:b/>
+        </w:rPr>
+        <w:t xml:space="preserve">Production readiness: </w:t>
+      </w:r>
+      <w:r>
+        <w:t>The single-host pilot works for a controlled demonstration. Enterprise identity, retention, monitoring, restore drills, load testing and domain validation remain rollout work.</w:t>
+      </w:r>
+    </w:p>
+    <w:p>
+      <w:pPr/>
+      <w:r>
+        <w:rPr>
+          <w:b/>
+        </w:rPr>
+        <w:t xml:space="preserve">Reuse and scale: </w:t>
+      </w:r>
+      <w:r>
+        <w:t>The same approve-practise-evaluate path can support other workflow, historical-data and ML investigation scenarios after domain review.</w:t>
+      </w:r>
+    </w:p>
+    <w:p>
+      <w:pPr>
+        <w:pStyle w:val="Heading1"/>
+      </w:pPr>
+      <w:r>
+        <w:t>How to read the learner result</w:t>
+      </w:r>
+    </w:p>
+    <w:p>
+      <w:r>
+        <w:t>Starting and post-check percentages show short knowledge checks; their difference is knowledge change in percentage points. The separate 100-point practice score uses post-check answers (50), correct diagnosis (25), timely investigation (15) and targeted repair (10). The no-action comparison reports synthetic scenario effects. These are practice signals, not certification or measured business savings.</w:t>
+      </w:r>
+    </w:p>
+    <w:p>
+      <w:pPr>
+        <w:pStyle w:val="Heading1"/>
+      </w:pPr>
+      <w:r>
+        <w:t>Submission contents</w:t>
+      </w:r>
+    </w:p>
+    <w:p>
+      <w:r>
+        <w:t>CodexForge.zip will contain the four-minute MP4, Opening_Slide.png, SimForge-AI-code.zip, this overview and TECHNICAL_REFERENCE.txt. The code archive contains the source and Windows setup/start scripts, without local environments, caches, runtime data or secrets.</w:t>
+      </w:r>
+    </w:p>
     <w:sectPr>
-      <w:footerReference w:type="default" r:id="rId9"/>
-      <w:pgSz w:w="12240" w:h="15840"/>
-      <w:pgMar w:top="1123" w:right="1296" w:bottom="1037" w:left="1296" w:header="432" w:footer="504" w:gutter="0"/>
+      <w:pgSz w:w="11906" w:h="16838"/>
+      <w:pgMar w:top="979" w:right="1066" w:bottom="922" w:left="1066" w:header="720" w:footer="720" w:gutter="0"/>
       <w:cols w:space="720"/>
       <w:docGrid w:linePitch="360"/>
     </w:sectPr>
   </w:body>
 </w:document>
-</file>
-
-<file path=word/footer1.xml><?xml version="1.0" encoding="utf-8"?>
-<w:ftr xmlns:m="http://schemas.openxmlformats.org/officeDocument/2006/math" xmlns:mc="http://schemas.openxmlformats.org/markup-compatibility/2006" xmlns:mo="http://schemas.microsoft.com/office/mac/office/2008/main" xmlns:mv="urn:schemas-microsoft-com:mac:vml" xmlns:o="urn:schemas-microsoft-com:office:office" xmlns:r="http://schemas.openxmlformats.org/officeDocument/2006/relationships" xmlns:v="urn:schemas-microsoft-com:vml" xmlns:w10="urn:schemas-microsoft-com:office:word" xmlns:w14="http://schemas.microsoft.com/office/word/2010/wordml" xmlns:w="http://schemas.openxmlformats.org/wordprocessingml/2006/main" xmlns:wne="http://schemas.microsoft.com/office/word/2006/wordml" xmlns:wp14="http://schemas.microsoft.com/office/word/2010/wordprocessingDrawing" xmlns:wp="http://schemas.openxmlformats.org/drawingml/2006/wordprocessingDrawing" xmlns:wpc="http://schemas.microsoft.com/office/word/2010/wordprocessingCanvas" xmlns:wpg="http://schemas.microsoft.com/office/word/2010/wordprocessingGroup" xmlns:wpi="http://schemas.microsoft.com/office/word/2010/wordprocessingInk" xmlns:wps="http://schemas.microsoft.com/office/word/2010/wordprocessingShape" mc:Ignorable="w14 wp14">
-  <w:p>
-    <w:pPr>
-      <w:pStyle w:val="Footer"/>
-      <w:jc w:val="right"/>
-    </w:pPr>
-    <w:r>
-      <w:rPr>
-        <w:rFonts w:ascii="Aptos" w:hAnsi="Aptos"/>
-        <w:color w:val="505050"/>
-        <w:sz w:val="16"/>
-      </w:rPr>
-      <w:t xml:space="preserve">CodexForge   |   SimForge AI   |   </w:t>
-    </w:r>
-    <w:r>
-      <w:fldChar w:fldCharType="begin"/>
-      <w:instrText xml:space="preserve"> PAGE </w:instrText>
-      <w:fldChar w:fldCharType="separate"/>
-      <w:t>1</w:t>
-      <w:fldChar w:fldCharType="end"/>
-    </w:r>
-  </w:p>
-</w:ftr>
 </file>
 
 <file path=word/numbering.xml><?xml version="1.0" encoding="utf-8"?>
@@ -907,12 +1135,12 @@
     <w:qFormat/>
     <w:rsid w:val="00FC693F"/>
     <w:pPr>
-      <w:spacing w:after="120" w:line="271" w:lineRule="auto"/>
+      <w:spacing w:after="100" w:line="262" w:lineRule="auto"/>
     </w:pPr>
     <w:rPr>
-      <w:rFonts w:ascii="Aptos" w:hAnsi="Aptos"/>
+      <w:rFonts w:ascii="Arial" w:hAnsi="Arial"/>
       <w:color w:val="000000"/>
-      <w:sz w:val="21"/>
+      <w:sz w:val="19"/>
     </w:rPr>
   </w:style>
   <w:style w:type="paragraph" w:styleId="Header">
@@ -970,15 +1198,15 @@
     <w:pPr>
       <w:keepNext/>
       <w:keepLines/>
-      <w:spacing w:before="260" w:after="100"/>
+      <w:spacing w:before="220" w:after="100"/>
       <w:outlineLvl w:val="0"/>
     </w:pPr>
     <w:rPr>
-      <w:rFonts w:asciiTheme="majorHAnsi" w:eastAsiaTheme="majorEastAsia" w:hAnsiTheme="majorHAnsi" w:cstheme="majorBidi" w:ascii="Aptos" w:hAnsi="Aptos"/>
+      <w:rFonts w:asciiTheme="majorHAnsi" w:eastAsiaTheme="majorEastAsia" w:hAnsiTheme="majorHAnsi" w:cstheme="majorBidi" w:ascii="Arial" w:hAnsi="Arial"/>
       <w:b/>
       <w:bCs/>
       <w:color w:val="000000"/>
-      <w:sz w:val="25"/>
+      <w:sz w:val="24"/>
       <w:szCs w:val="28"/>
     </w:rPr>
   </w:style>
@@ -994,15 +1222,15 @@
     <w:pPr>
       <w:keepNext/>
       <w:keepLines/>
-      <w:spacing w:before="200" w:after="80"/>
+      <w:spacing w:before="200" w:after="0"/>
       <w:outlineLvl w:val="1"/>
     </w:pPr>
     <w:rPr>
-      <w:rFonts w:asciiTheme="majorHAnsi" w:eastAsiaTheme="majorEastAsia" w:hAnsiTheme="majorHAnsi" w:cstheme="majorBidi" w:ascii="Aptos" w:hAnsi="Aptos"/>
+      <w:rFonts w:asciiTheme="majorHAnsi" w:eastAsiaTheme="majorEastAsia" w:hAnsiTheme="majorHAnsi" w:cstheme="majorBidi"/>
       <w:b/>
       <w:bCs/>
-      <w:color w:val="000000"/>
-      <w:sz w:val="22"/>
+      <w:color w:val="4F81BD" w:themeColor="accent1"/>
+      <w:sz w:val="26"/>
       <w:szCs w:val="26"/>
     </w:rPr>
   </w:style>
@@ -1257,16 +1485,16 @@
     <w:rsid w:val="00FC693F"/>
     <w:pPr>
       <w:keepNext/>
-      <w:spacing w:after="120" w:line="240" w:lineRule="auto"/>
+      <w:spacing w:after="200" w:line="240" w:lineRule="auto" w:before="0"/>
       <w:contextualSpacing/>
     </w:pPr>
     <w:rPr>
-      <w:rFonts w:asciiTheme="majorHAnsi" w:eastAsiaTheme="majorEastAsia" w:hAnsiTheme="majorHAnsi" w:cstheme="majorBidi" w:ascii="Aptos Display" w:hAnsi="Aptos Display"/>
+      <w:rFonts w:asciiTheme="majorHAnsi" w:eastAsiaTheme="majorEastAsia" w:hAnsiTheme="majorHAnsi" w:cstheme="majorBidi" w:ascii="Arial" w:hAnsi="Arial"/>
       <w:b/>
       <w:color w:val="000000"/>
       <w:spacing w:val="5"/>
       <w:kern w:val="28"/>
-      <w:sz w:val="40"/>
+      <w:sz w:val="38"/>
       <w:szCs w:val="52"/>
     </w:rPr>
   </w:style>

--- a/submission/CodexForge/Submission_Overview.docx
+++ b/submission/CodexForge/Submission_Overview.docx
@@ -31,7 +31,7 @@
     </w:p>
     <w:p>
       <w:r>
-        <w:t>Show one complete FactoryPulse exercise: open with a 12-second map of the need and product, start the application, load a short synthetic plant brief, generate and review a Codex scenario draft, publish it, then follow one learner from a starting knowledge check through investigation, response and an objective learning report.</w:t>
+        <w:t>Show one complete FactoryPulse exercise: open with a 12-second map of the need and product, start the application, paste a local Admin prompt and upload synthetic Word/PDF files through the file picker, generate and review a Codex scenario draft, publish it, then follow one learner from a starting knowledge check through investigation, response and an objective learning report.</w:t>
       </w:r>
     </w:p>
     <w:p>
@@ -283,7 +283,7 @@
               <w:rPr>
                 <w:sz w:val="17"/>
               </w:rPr>
-              <w:t>0:25-0:36</w:t>
+              <w:t>0:25-0:35</w:t>
             </w:r>
           </w:p>
         </w:tc>
@@ -347,7 +347,7 @@
               <w:rPr>
                 <w:sz w:val="17"/>
               </w:rPr>
-              <w:t>0:36-1:18</w:t>
+              <w:t>0:35-1:30</w:t>
             </w:r>
           </w:p>
         </w:tc>
@@ -376,7 +376,7 @@
               <w:rPr>
                 <w:sz w:val="17"/>
               </w:rPr>
-              <w:t>Admin loads FactoryPulse, screens references, starts Codex, checks the returned draft and publishes.</w:t>
+              <w:t>Admin selects local Word/PDF files through the file picker, pastes the prompt, screens references, starts Codex, checks the returned draft and publishes.</w:t>
             </w:r>
           </w:p>
         </w:tc>
@@ -411,7 +411,7 @@
               <w:rPr>
                 <w:sz w:val="17"/>
               </w:rPr>
-              <w:t>1:18-2:01</w:t>
+              <w:t>1:30-2:10</w:t>
             </w:r>
           </w:p>
         </w:tc>
@@ -475,7 +475,7 @@
               <w:rPr>
                 <w:sz w:val="17"/>
               </w:rPr>
-              <w:t>2:01-2:48</w:t>
+              <w:t>2:10-2:55</w:t>
             </w:r>
           </w:p>
         </w:tc>
@@ -539,7 +539,7 @@
               <w:rPr>
                 <w:sz w:val="17"/>
               </w:rPr>
-              <w:t>2:48-3:22</w:t>
+              <w:t>2:55-3:26</w:t>
             </w:r>
           </w:p>
         </w:tc>
@@ -603,7 +603,7 @@
               <w:rPr>
                 <w:sz w:val="17"/>
               </w:rPr>
-              <w:t>3:22-3:55</w:t>
+              <w:t>3:26-3:55</w:t>
             </w:r>
           </w:p>
         </w:tc>
